--- a/Arquitectura de Sistemas Computacionales/Clases/Clase 12 - Pruebas de rendimiento y preparacion final/Taller Clase 12 — Rendimiento y ensayo CloudLite.docx
+++ b/Arquitectura de Sistemas Computacionales/Clases/Clase 12 - Pruebas de rendimiento y preparacion final/Taller Clase 12 — Rendimiento y ensayo CloudLite.docx
@@ -492,7 +492,7 @@
           <w:color w:val="2B2B2B"/>
           <w:sz w:val="22"/>
         </w:rPr>
-        <w:t>Entrega en ExamLab (examlab.lovable.app/app · módulo Talleres) · domingo 23:59 (regla del Acuerdo). Un envío por equipo.</w:t>
+        <w:t>Entrega en ExamLab (https://examlab.lovable.app/ · módulo Talleres) · domingo 23:59 (regla del Acuerdo). Un envío por equipo.</w:t>
       </w:r>
     </w:p>
     <w:sectPr>

--- a/Arquitectura de Sistemas Computacionales/Clases/Clase 12 - Pruebas de rendimiento y preparacion final/Taller Clase 12 — Rendimiento y ensayo CloudLite.docx
+++ b/Arquitectura de Sistemas Computacionales/Clases/Clase 12 - Pruebas de rendimiento y preparacion final/Taller Clase 12 — Rendimiento y ensayo CloudLite.docx
@@ -282,7 +282,7 @@
           <w:color w:val="2B2B2B"/>
           <w:sz w:val="22"/>
         </w:rPr>
-        <w:t>Escriban escenario de carga + 3 métricas objetivo + bottleneck esperado.</w:t>
+        <w:t>Paso 1: describan el escenario de carga del pico real de su dominio con los 6 datos obligatorios (evento del pico, usuarios concurrentes, peticiones por segundo, mezcla de operaciones en porcentajes que sumen 100, duracion de la ventana y volumen de datos de partida), verificando que la mezcla sume exactamente 100 por ciento y que el pico corresponda a una fecha real del calendario de su dominio.</w:t>
       </w:r>
     </w:p>
     <w:p>
@@ -297,7 +297,7 @@
           <w:color w:val="2B2B2B"/>
           <w:sz w:val="22"/>
         </w:rPr>
-        <w:t>Ensayen pitch 5–8 min (cronómetro); feedback entre equipos.</w:t>
+        <w:t>Paso 2: definan las 3 metricas objetivo en una tabla de 4 columnas con numero, ventana de medicion, forma de medirla y consecuencia de incumplirla, verificando que cada objetivo tenga un numero y una ventana (por ejemplo p95 por debajo de 800 ms en 5 minutos) y que ninguna diga rapido o aceptable sin cifra.</w:t>
       </w:r>
     </w:p>
     <w:p>
@@ -312,7 +312,7 @@
           <w:color w:val="2B2B2B"/>
           <w:sz w:val="22"/>
         </w:rPr>
-        <w:t>Cierren backlog de Clase 11.</w:t>
+        <w:t>Paso 3: escriban en ExamLab el sequenceDiagram del camino critico con el presupuesto de latencia repartido por salto, verificando que la suma de los tramos sea menor o igual al objetivo de p95 y que la nota final muestre el margen restante en milisegundos.</w:t>
       </w:r>
     </w:p>
     <w:p>
@@ -327,7 +327,7 @@
           <w:color w:val="2B2B2B"/>
           <w:sz w:val="22"/>
         </w:rPr>
-        <w:t>Dejen paquete casi-final en Drive/repo.</w:t>
+        <w:t>Paso 4: ensayen el pitch de 5 a 8 minutos con cronometro y llenen la tabla de guion de 6 filas con minuto, seccion, quien habla, mensaje clave y evidencia en pantalla, verificando que la suma de los minutos quede entre 5 y 8, que los 3 integrantes hablen y que cada seccion tenga una evidencia concreta que se pueda mostrar.</w:t>
       </w:r>
     </w:p>
     <w:p>
@@ -342,7 +342,7 @@
           <w:color w:val="2B2B2B"/>
           <w:sz w:val="22"/>
         </w:rPr>
-        <w:t>Entrega de avance domingo 23:59.</w:t>
+        <w:t>Paso 5: cierren los 5 items del backlog de la Clase 11 dejando registro de los residuales, dejen el paquete casi final ordenado en el repositorio o el Drive y suban las 6 preguntas a ExamLab (modulo Talleres) antes del domingo 23:59, verificando que el cuello de botella declarado en el analisis sea el mismo que muestra el diagrama de secuencia.</w:t>
       </w:r>
     </w:p>
     <w:p>
@@ -493,6 +493,276 @@
           <w:sz w:val="22"/>
         </w:rPr>
         <w:t>Entrega en ExamLab (https://examlab.lovable.app/ · módulo Talleres) · domingo 23:59 (regla del Acuerdo). Un envío por equipo.</w:t>
+      </w:r>
+    </w:p>
+    <w:p>
+      <w:pPr>
+        <w:spacing w:after="120" w:before="0"/>
+        <w:jc w:val="left"/>
+      </w:pPr>
+      <w:r>
+        <w:rPr>
+          <w:rFonts w:ascii="Calibri" w:hAnsi="Calibri" w:eastAsia="Calibri"/>
+          <w:b/>
+          <w:color w:val="095292"/>
+          <w:sz w:val="24"/>
+        </w:rPr>
+        <w:t>10. Que vas a resolver en ExamLab</w:t>
+      </w:r>
+    </w:p>
+    <w:p>
+      <w:pPr>
+        <w:spacing w:after="120" w:before="0"/>
+        <w:jc w:val="left"/>
+      </w:pPr>
+      <w:r>
+        <w:rPr>
+          <w:rFonts w:ascii="Calibri" w:hAnsi="Calibri" w:eastAsia="Calibri"/>
+          <w:b w:val="0"/>
+          <w:color w:val="2B2B2B"/>
+          <w:sz w:val="22"/>
+        </w:rPr>
+        <w:t>El estudiante entrega el escenario de carga del pico de su dominio con 3 metricas objetivo numericas, el presupuesto de latencia repartido por salto en un diagrama de secuencia y el guion cronometrado del pitch de sustentacion.</w:t>
+      </w:r>
+    </w:p>
+    <w:p>
+      <w:pPr>
+        <w:spacing w:after="120" w:before="0"/>
+        <w:jc w:val="left"/>
+      </w:pPr>
+      <w:r>
+        <w:rPr>
+          <w:rFonts w:ascii="Calibri" w:hAnsi="Calibri" w:eastAsia="Calibri"/>
+          <w:b w:val="0"/>
+          <w:color w:val="2B2B2B"/>
+          <w:sz w:val="22"/>
+        </w:rPr>
+        <w:t>El taller se resuelve y se entrega en ExamLab (https://examlab.lovable.app/), en el modulo Talleres. Son 6 preguntas y suman 100 puntos. Lo que sigue es lo que vas a encontrar en cada una, para que sepas de antemano en que forma se responde:</w:t>
+      </w:r>
+    </w:p>
+    <w:p>
+      <w:r>
+        <w:rPr>
+          <w:rFonts w:ascii="Calibri" w:hAnsi="Calibri" w:eastAsia="Calibri"/>
+          <w:b/>
+          <w:color w:val="2B2B2B"/>
+          <w:sz w:val="22"/>
+        </w:rPr>
+        <w:t>Pregunta 1 - Respuesta escrita (22 pts):</w:t>
+      </w:r>
+      <w:r>
+        <w:rPr>
+          <w:rFonts w:ascii="Calibri" w:hAnsi="Calibri" w:eastAsia="Calibri"/>
+          <w:b w:val="0"/>
+          <w:color w:val="2B2B2B"/>
+          <w:sz w:val="22"/>
+        </w:rPr>
+        <w:t xml:space="preserve"> Escenario de carga del pico de su dominio.</w:t>
+      </w:r>
+    </w:p>
+    <w:p>
+      <w:pPr>
+        <w:pStyle w:val="ListBullet"/>
+        <w:spacing w:after="40"/>
+      </w:pPr>
+      <w:r>
+        <w:rPr>
+          <w:rFonts w:ascii="Calibri" w:hAnsi="Calibri" w:eastAsia="Calibri"/>
+          <w:b w:val="0"/>
+          <w:color w:val="2B2B2B"/>
+          <w:sz w:val="22"/>
+        </w:rPr>
+        <w:t>Un cuadro de texto. Se escribe directamente en la plataforma; no se sube archivo.</w:t>
+      </w:r>
+    </w:p>
+    <w:p>
+      <w:r>
+        <w:rPr>
+          <w:rFonts w:ascii="Calibri" w:hAnsi="Calibri" w:eastAsia="Calibri"/>
+          <w:b/>
+          <w:color w:val="2B2B2B"/>
+          <w:sz w:val="22"/>
+        </w:rPr>
+        <w:t>Pregunta 2 - Diagrama (Mermaid) (18 pts):</w:t>
+      </w:r>
+      <w:r>
+        <w:rPr>
+          <w:rFonts w:ascii="Calibri" w:hAnsi="Calibri" w:eastAsia="Calibri"/>
+          <w:b w:val="0"/>
+          <w:color w:val="2B2B2B"/>
+          <w:sz w:val="22"/>
+        </w:rPr>
+        <w:t xml:space="preserve"> Presupuesto de latencia del camino critico.</w:t>
+      </w:r>
+    </w:p>
+    <w:p>
+      <w:pPr>
+        <w:pStyle w:val="ListBullet"/>
+        <w:spacing w:after="40"/>
+      </w:pPr>
+      <w:r>
+        <w:rPr>
+          <w:rFonts w:ascii="Calibri" w:hAnsi="Calibri" w:eastAsia="Calibri"/>
+          <w:b w:val="0"/>
+          <w:color w:val="2B2B2B"/>
+          <w:sz w:val="22"/>
+        </w:rPr>
+        <w:t>El diagrama se escribe como texto en sintaxis Mermaid y la plataforma lo dibuja al instante. No hay que exportar imagenes ni salir a otra herramienta.</w:t>
+      </w:r>
+    </w:p>
+    <w:p>
+      <w:r>
+        <w:rPr>
+          <w:rFonts w:ascii="Calibri" w:hAnsi="Calibri" w:eastAsia="Calibri"/>
+          <w:b/>
+          <w:color w:val="2B2B2B"/>
+          <w:sz w:val="22"/>
+        </w:rPr>
+        <w:t>Pregunta 3 - Respuesta escrita (18 pts):</w:t>
+      </w:r>
+      <w:r>
+        <w:rPr>
+          <w:rFonts w:ascii="Calibri" w:hAnsi="Calibri" w:eastAsia="Calibri"/>
+          <w:b w:val="0"/>
+          <w:color w:val="2B2B2B"/>
+          <w:sz w:val="22"/>
+        </w:rPr>
+        <w:t xml:space="preserve"> Tres metricas objetivo verificables.</w:t>
+      </w:r>
+    </w:p>
+    <w:p>
+      <w:pPr>
+        <w:pStyle w:val="ListBullet"/>
+        <w:spacing w:after="40"/>
+      </w:pPr>
+      <w:r>
+        <w:rPr>
+          <w:rFonts w:ascii="Calibri" w:hAnsi="Calibri" w:eastAsia="Calibri"/>
+          <w:b w:val="0"/>
+          <w:color w:val="2B2B2B"/>
+          <w:sz w:val="22"/>
+        </w:rPr>
+        <w:t>Un cuadro de texto. Se escribe directamente en la plataforma; no se sube archivo.</w:t>
+      </w:r>
+    </w:p>
+    <w:p>
+      <w:r>
+        <w:rPr>
+          <w:rFonts w:ascii="Calibri" w:hAnsi="Calibri" w:eastAsia="Calibri"/>
+          <w:b/>
+          <w:color w:val="2B2B2B"/>
+          <w:sz w:val="22"/>
+        </w:rPr>
+        <w:t>Pregunta 4 - Respuesta escrita (15 pts):</w:t>
+      </w:r>
+      <w:r>
+        <w:rPr>
+          <w:rFonts w:ascii="Calibri" w:hAnsi="Calibri" w:eastAsia="Calibri"/>
+          <w:b w:val="0"/>
+          <w:color w:val="2B2B2B"/>
+          <w:sz w:val="22"/>
+        </w:rPr>
+        <w:t xml:space="preserve"> Cuello de botella y mitigaciones.</w:t>
+      </w:r>
+    </w:p>
+    <w:p>
+      <w:pPr>
+        <w:pStyle w:val="ListBullet"/>
+        <w:spacing w:after="40"/>
+      </w:pPr>
+      <w:r>
+        <w:rPr>
+          <w:rFonts w:ascii="Calibri" w:hAnsi="Calibri" w:eastAsia="Calibri"/>
+          <w:b w:val="0"/>
+          <w:color w:val="2B2B2B"/>
+          <w:sz w:val="22"/>
+        </w:rPr>
+        <w:t>Un cuadro de texto. Se escribe directamente en la plataforma; no se sube archivo.</w:t>
+      </w:r>
+    </w:p>
+    <w:p>
+      <w:r>
+        <w:rPr>
+          <w:rFonts w:ascii="Calibri" w:hAnsi="Calibri" w:eastAsia="Calibri"/>
+          <w:b/>
+          <w:color w:val="2B2B2B"/>
+          <w:sz w:val="22"/>
+        </w:rPr>
+        <w:t>Pregunta 5 - Respuesta escrita (17 pts):</w:t>
+      </w:r>
+      <w:r>
+        <w:rPr>
+          <w:rFonts w:ascii="Calibri" w:hAnsi="Calibri" w:eastAsia="Calibri"/>
+          <w:b w:val="0"/>
+          <w:color w:val="2B2B2B"/>
+          <w:sz w:val="22"/>
+        </w:rPr>
+        <w:t xml:space="preserve"> Guion cronometrado del pitch.</w:t>
+      </w:r>
+    </w:p>
+    <w:p>
+      <w:pPr>
+        <w:pStyle w:val="ListBullet"/>
+        <w:spacing w:after="40"/>
+      </w:pPr>
+      <w:r>
+        <w:rPr>
+          <w:rFonts w:ascii="Calibri" w:hAnsi="Calibri" w:eastAsia="Calibri"/>
+          <w:b w:val="0"/>
+          <w:color w:val="2B2B2B"/>
+          <w:sz w:val="22"/>
+        </w:rPr>
+        <w:t>Un cuadro de texto. Se escribe directamente en la plataforma; no se sube archivo.</w:t>
+      </w:r>
+    </w:p>
+    <w:p>
+      <w:r>
+        <w:rPr>
+          <w:rFonts w:ascii="Calibri" w:hAnsi="Calibri" w:eastAsia="Calibri"/>
+          <w:b/>
+          <w:color w:val="2B2B2B"/>
+          <w:sz w:val="22"/>
+        </w:rPr>
+        <w:t>Pregunta 6 - Seleccion multiple (10 pts):</w:t>
+      </w:r>
+      <w:r>
+        <w:rPr>
+          <w:rFonts w:ascii="Calibri" w:hAnsi="Calibri" w:eastAsia="Calibri"/>
+          <w:b w:val="0"/>
+          <w:color w:val="2B2B2B"/>
+          <w:sz w:val="22"/>
+        </w:rPr>
+        <w:t xml:space="preserve"> Rendimiento: que es cierto.</w:t>
+      </w:r>
+    </w:p>
+    <w:p>
+      <w:pPr>
+        <w:pStyle w:val="ListBullet"/>
+        <w:spacing w:after="40"/>
+      </w:pPr>
+      <w:r>
+        <w:rPr>
+          <w:rFonts w:ascii="Calibri" w:hAnsi="Calibri" w:eastAsia="Calibri"/>
+          <w:b w:val="0"/>
+          <w:color w:val="2B2B2B"/>
+          <w:sz w:val="22"/>
+        </w:rPr>
+        <w:t>Varias opciones y mas de una correcta; marque todas las que apliquen.</w:t>
+      </w:r>
+    </w:p>
+    <w:p>
+      <w:pPr>
+        <w:spacing w:after="120" w:before="0"/>
+        <w:jc w:val="left"/>
+      </w:pPr>
+      <w:r>
+        <w:rPr>
+          <w:rFonts w:ascii="Calibri" w:hAnsi="Calibri" w:eastAsia="Calibri"/>
+          <w:b w:val="0"/>
+          <w:color w:val="2B2B2B"/>
+          <w:sz w:val="22"/>
+        </w:rPr>
+        <w:t>Cada pregunta trae su propio enunciado completo dentro de la plataforma: puedes resolver el taller leyendo solo ExamLab. Este documento sirve para prepararte y para trabajar en equipo antes de responder.</w:t>
       </w:r>
     </w:p>
     <w:sectPr>

--- a/Arquitectura de Sistemas Computacionales/Clases/Clase 12 - Pruebas de rendimiento y preparacion final/Taller Clase 12 — Rendimiento y ensayo CloudLite.docx
+++ b/Arquitectura de Sistemas Computacionales/Clases/Clase 12 - Pruebas de rendimiento y preparacion final/Taller Clase 12 — Rendimiento y ensayo CloudLite.docx
@@ -327,7 +327,7 @@
           <w:color w:val="2B2B2B"/>
           <w:sz w:val="22"/>
         </w:rPr>
-        <w:t>Paso 4: ensayen el pitch de 5 a 8 minutos con cronometro y llenen la tabla de guion de 6 filas con minuto, seccion, quien habla, mensaje clave y evidencia en pantalla, verificando que la suma de los minutos quede entre 5 y 8, que los 3 integrantes hablen y que cada seccion tenga una evidencia concreta que se pueda mostrar.</w:t>
+        <w:t>Paso 4: ensayen el pitch de 5 a 8 minutos con cronometro y llenen la tabla de guion de 6 filas con minuto, seccion, quien habla, mensaje clave y evidencia en pantalla, verificando que la suma de los minutos quede entre 5 y 8, que ninguna seccion pase de 2:00 (y, si el docente autorizo equipo, que todos los integrantes hablen) y que cada seccion tenga una evidencia concreta que se pueda mostrar.</w:t>
       </w:r>
     </w:p>
     <w:p>
@@ -387,7 +387,7 @@
           <w:color w:val="2B2B2B"/>
           <w:sz w:val="22"/>
         </w:rPr>
-        <w:t>Cualquier integrante puede explicar la decisión en 60 segundos.</w:t>
+        <w:t>Puedes explicar tu decisión en 60 segundos (si trabajas en equipo autorizado, cualquier integrante debe poder hacerlo).</w:t>
       </w:r>
     </w:p>
     <w:p>
@@ -492,7 +492,7 @@
           <w:color w:val="2B2B2B"/>
           <w:sz w:val="22"/>
         </w:rPr>
-        <w:t>Entrega en ExamLab (https://examlab.lovable.app/ · módulo Talleres) · domingo 23:59 (regla del Acuerdo). Un envío por equipo.</w:t>
+        <w:t>Entrega en ExamLab (https://examlab.lovable.app/ · módulo Talleres) · domingo 23:59 (regla del Acuerdo). Modalidad de trabajo: individual por defecto; el docente puede autorizar equipos de 2 o 3 y en ese caso el artefacto puede ser compartido, pero el envío en ExamLab es siempre individual (responde con tus propias palabras).</w:t>
       </w:r>
     </w:p>
     <w:p>
@@ -762,7 +762,7 @@
           <w:color w:val="2B2B2B"/>
           <w:sz w:val="22"/>
         </w:rPr>
-        <w:t>Cada pregunta trae su propio enunciado completo dentro de la plataforma: puedes resolver el taller leyendo solo ExamLab. Este documento sirve para prepararte y para trabajar en equipo antes de responder.</w:t>
+        <w:t>Cada pregunta trae su propio enunciado completo dentro de la plataforma: puedes resolver el taller leyendo solo ExamLab. Este documento sirve para prepararte y conservar tus respuestas. La actividad es individual; si el docente autoriza trabajo en equipo, la entrega en ExamLab sigue siendo individual.</w:t>
       </w:r>
     </w:p>
     <w:sectPr>

--- a/Arquitectura de Sistemas Computacionales/Clases/Clase 12 - Pruebas de rendimiento y preparacion final/Taller Clase 12 — Rendimiento y ensayo CloudLite.docx
+++ b/Arquitectura de Sistemas Computacionales/Clases/Clase 12 - Pruebas de rendimiento y preparacion final/Taller Clase 12 — Rendimiento y ensayo CloudLite.docx
@@ -492,7 +492,7 @@
           <w:color w:val="2B2B2B"/>
           <w:sz w:val="22"/>
         </w:rPr>
-        <w:t>Entrega en ExamLab (https://examlab.lovable.app/ · módulo Talleres) · domingo 23:59 (regla del Acuerdo). Modalidad de trabajo: individual por defecto; el docente puede autorizar equipos de 2 o 3 y en ese caso el artefacto puede ser compartido, pero el envío en ExamLab es siempre individual (responde con tus propias palabras).</w:t>
+        <w:t>Entrega en ExamLab (https://uniaj.examlab.workers.dev/ · módulo Talleres) · domingo 23:59 (regla del Acuerdo). Modalidad de trabajo: individual por defecto; el docente puede autorizar equipos de 2 o 3 y en ese caso el artefacto puede ser compartido, pero el envío en ExamLab es siempre individual (responde con tus propias palabras).</w:t>
       </w:r>
     </w:p>
     <w:p>
@@ -537,7 +537,7 @@
           <w:color w:val="2B2B2B"/>
           <w:sz w:val="22"/>
         </w:rPr>
-        <w:t>El taller se resuelve y se entrega en ExamLab (https://examlab.lovable.app/), en el modulo Talleres. Son 6 preguntas y suman 100 puntos. Lo que sigue es lo que vas a encontrar en cada una, para que sepas de antemano en que forma se responde:</w:t>
+        <w:t>El taller se resuelve y se entrega en ExamLab (https://uniaj.examlab.workers.dev/), en el modulo Talleres. Son 6 preguntas y suman 100 puntos. Lo que sigue es lo que vas a encontrar en cada una, para que sepas de antemano en que forma se responde:</w:t>
       </w:r>
     </w:p>
     <w:p>

--- a/Arquitectura de Sistemas Computacionales/Clases/Clase 12 - Pruebas de rendimiento y preparacion final/Taller Clase 12 — Rendimiento y ensayo CloudLite.docx
+++ b/Arquitectura de Sistemas Computacionales/Clases/Clase 12 - Pruebas de rendimiento y preparacion final/Taller Clase 12 — Rendimiento y ensayo CloudLite.docx
@@ -607,7 +607,7 @@
           <w:color w:val="2B2B2B"/>
           <w:sz w:val="22"/>
         </w:rPr>
-        <w:t>El diagrama se escribe como texto en sintaxis Mermaid y la plataforma lo dibuja al instante. No hay que exportar imagenes ni salir a otra herramienta.</w:t>
+        <w:t>El diagrama se escribe como texto en sintaxis Mermaid y la plataforma lo dibuja al instante: no se sube una imagen. Puedes disenarlo primero a mano en Excalidraw o draw.io y pedirle a una IA que lo traduzca a Mermaid (ver «Del boceto al codigo Mermaid» mas abajo).</w:t>
       </w:r>
     </w:p>
     <w:p>
@@ -748,6 +748,131 @@
           <w:sz w:val="22"/>
         </w:rPr>
         <w:t>Varias opciones y mas de una correcta; marque todas las que apliquen.</w:t>
+      </w:r>
+    </w:p>
+    <w:p>
+      <w:pPr>
+        <w:spacing w:after="120" w:before="0"/>
+        <w:jc w:val="left"/>
+      </w:pPr>
+      <w:r>
+        <w:rPr>
+          <w:rFonts w:ascii="Calibri" w:hAnsi="Calibri" w:eastAsia="Calibri"/>
+          <w:b/>
+          <w:color w:val="095292"/>
+          <w:sz w:val="22"/>
+        </w:rPr>
+        <w:t>Del boceto al codigo Mermaid</w:t>
+      </w:r>
+    </w:p>
+    <w:p>
+      <w:pPr>
+        <w:spacing w:after="120" w:before="0"/>
+        <w:jc w:val="left"/>
+      </w:pPr>
+      <w:r>
+        <w:rPr>
+          <w:rFonts w:ascii="Calibri" w:hAnsi="Calibri" w:eastAsia="Calibri"/>
+          <w:b w:val="0"/>
+          <w:color w:val="2B2B2B"/>
+          <w:sz w:val="22"/>
+        </w:rPr>
+        <w:t>La pregunta de diagrama NO recibe imagenes: se responde con codigo Mermaid (`sequenceDiagram`) que la plataforma dibuja al instante. No tienes que escribirlo de memoria; el camino corto es este:</w:t>
+      </w:r>
+    </w:p>
+    <w:p>
+      <w:r>
+        <w:rPr>
+          <w:rFonts w:ascii="Calibri" w:hAnsi="Calibri" w:eastAsia="Calibri"/>
+          <w:b/>
+          <w:color w:val="2B2B2B"/>
+          <w:sz w:val="22"/>
+        </w:rPr>
+        <w:t>1. Disena visual:</w:t>
+      </w:r>
+      <w:r>
+        <w:rPr>
+          <w:rFonts w:ascii="Calibri" w:hAnsi="Calibri" w:eastAsia="Calibri"/>
+          <w:b w:val="0"/>
+          <w:color w:val="2B2B2B"/>
+          <w:sz w:val="22"/>
+        </w:rPr>
+        <w:t xml:space="preserve"> Dibuja el diagrama como quieras en Excalidraw o draw.io: es mas rapido arrastrar cajas que escribir codigo, y ahi es donde piensas el modelo.</w:t>
+      </w:r>
+    </w:p>
+    <w:p>
+      <w:r>
+        <w:rPr>
+          <w:rFonts w:ascii="Calibri" w:hAnsi="Calibri" w:eastAsia="Calibri"/>
+          <w:b/>
+          <w:color w:val="2B2B2B"/>
+          <w:sz w:val="22"/>
+        </w:rPr>
+        <w:t>2. Traduce con IA:</w:t>
+      </w:r>
+      <w:r>
+        <w:rPr>
+          <w:rFonts w:ascii="Calibri" w:hAnsi="Calibri" w:eastAsia="Calibri"/>
+          <w:b w:val="0"/>
+          <w:color w:val="2B2B2B"/>
+          <w:sz w:val="22"/>
+        </w:rPr>
+        <w:t xml:space="preserve"> Copia o describe tu boceto a una IA y pidele el codigo Mermaid: «convierte este diagrama a Mermaid usando `sequenceDiagram`». Revisa el resultado: la IA acierta la sintaxis, no tu modelo.</w:t>
+      </w:r>
+    </w:p>
+    <w:p>
+      <w:r>
+        <w:rPr>
+          <w:rFonts w:ascii="Calibri" w:hAnsi="Calibri" w:eastAsia="Calibri"/>
+          <w:b/>
+          <w:color w:val="2B2B2B"/>
+          <w:sz w:val="22"/>
+        </w:rPr>
+        <w:t>3. Pega y renderiza en ExamLab:</w:t>
+      </w:r>
+      <w:r>
+        <w:rPr>
+          <w:rFonts w:ascii="Calibri" w:hAnsi="Calibri" w:eastAsia="Calibri"/>
+          <w:b w:val="0"/>
+          <w:color w:val="2B2B2B"/>
+          <w:sz w:val="22"/>
+        </w:rPr>
+        <w:t xml:space="preserve"> Pega ese codigo en la caja de texto de la pregunta y mira como lo dibuja la plataforma. Si no renderiza, corrige ahi mismo: lo que se califica es el diagrama renderizado dentro de ExamLab.</w:t>
+      </w:r>
+    </w:p>
+    <w:p>
+      <w:r>
+        <w:rPr>
+          <w:rFonts w:ascii="Calibri" w:hAnsi="Calibri" w:eastAsia="Calibri"/>
+          <w:b/>
+          <w:color w:val="2B2B2B"/>
+          <w:sz w:val="22"/>
+        </w:rPr>
+        <w:t>4. Guarda el PNG para tu PI:</w:t>
+      </w:r>
+      <w:r>
+        <w:rPr>
+          <w:rFonts w:ascii="Calibri" w:hAnsi="Calibri" w:eastAsia="Calibri"/>
+          <w:b w:val="0"/>
+          <w:color w:val="2B2B2B"/>
+          <w:sz w:val="22"/>
+        </w:rPr>
+        <w:t xml:space="preserve"> Exporta tambien la imagen a la carpeta de tu Proyecto Integrador. Esa copia es para tu informe; no reemplaza la respuesta en la plataforma.</w:t>
+      </w:r>
+    </w:p>
+    <w:p>
+      <w:pPr>
+        <w:spacing w:after="120" w:before="0"/>
+        <w:jc w:val="left"/>
+      </w:pPr>
+      <w:r>
+        <w:rPr>
+          <w:rFonts w:ascii="Calibri" w:hAnsi="Calibri" w:eastAsia="Calibri"/>
+          <w:b w:val="0"/>
+          <w:color w:val="2B2B2B"/>
+          <w:sz w:val="22"/>
+        </w:rPr>
+        <w:t>Si la IA te devuelve algo que no renderiza, no lo pegues tal cual: corrigelo en ExamLab hasta ver el dibujo. Un diagrama que no renderiza no se puede calificar.</w:t>
       </w:r>
     </w:p>
     <w:p>

--- a/Arquitectura de Sistemas Computacionales/Clases/Clase 12 - Pruebas de rendimiento y preparacion final/Taller Clase 12 — Rendimiento y ensayo CloudLite.docx
+++ b/Arquitectura de Sistemas Computacionales/Clases/Clase 12 - Pruebas de rendimiento y preparacion final/Taller Clase 12 — Rendimiento y ensayo CloudLite.docx
@@ -507,7 +507,7 @@
           <w:color w:val="095292"/>
           <w:sz w:val="24"/>
         </w:rPr>
-        <w:t>10. Que vas a resolver en ExamLab</w:t>
+        <w:t>10. Qué vas a resolver en ExamLab</w:t>
       </w:r>
     </w:p>
     <w:p>
@@ -777,7 +777,7 @@
           <w:color w:val="2B2B2B"/>
           <w:sz w:val="22"/>
         </w:rPr>
-        <w:t>La pregunta de diagrama NO recibe imagenes: se responde con codigo Mermaid (`sequenceDiagram`) que la plataforma dibuja al instante. No tienes que escribirlo de memoria; el camino corto es este:</w:t>
+        <w:t>La pregunta de diagrama NO recibe imagenes: se responde con codigo Mermaid («sequenceDiagram») que la plataforma dibuja al instante. No tienes que escribirlo de memoria; el camino corto es este:</w:t>
       </w:r>
     </w:p>
     <w:p>
@@ -817,7 +817,7 @@
           <w:color w:val="2B2B2B"/>
           <w:sz w:val="22"/>
         </w:rPr>
-        <w:t xml:space="preserve"> Copia o describe tu boceto a una IA y pidele el codigo Mermaid: «convierte este diagrama a Mermaid usando `sequenceDiagram`». Revisa el resultado: la IA acierta la sintaxis, no tu modelo.</w:t>
+        <w:t xml:space="preserve"> Copia o describe tu boceto a una IA y pidele el codigo Mermaid: «convierte este diagrama a Mermaid usando «sequenceDiagram»». Revisa el resultado: la IA acierta la sintaxis, no tu modelo.</w:t>
       </w:r>
     </w:p>
     <w:p>

--- a/Arquitectura de Sistemas Computacionales/Clases/Clase 12 - Pruebas de rendimiento y preparacion final/Taller Clase 12 — Rendimiento y ensayo CloudLite.docx
+++ b/Arquitectura de Sistemas Computacionales/Clases/Clase 12 - Pruebas de rendimiento y preparacion final/Taller Clase 12 — Rendimiento y ensayo CloudLite.docx
@@ -492,7 +492,7 @@
           <w:color w:val="2B2B2B"/>
           <w:sz w:val="22"/>
         </w:rPr>
-        <w:t>Entrega en ExamLab (https://uniaj.examlab.workers.dev/ · módulo Talleres) · domingo 23:59 (regla del Acuerdo). Modalidad de trabajo: individual por defecto; el docente puede autorizar equipos de 2 o 3 y en ese caso el artefacto puede ser compartido, pero el envío en ExamLab es siempre individual (responde con tus propias palabras).</w:t>
+        <w:t>Entrega en ExamLab (https://uniaj.examlab.workers.dev/ · módulo Talleres). Las preguntas de hoy son parte de UNA sola actividad, compartida con las Clases 11, 13 y 15: se guarda el avance de hoy y la actividad se entrega completa el antes del turno de sustentacion de la Clase 15. No hay entrega este domingo. Modalidad de trabajo: individual por defecto; el docente puede autorizar equipos de 2 o 3 y en ese caso el artefacto puede ser compartido, pero el envío en ExamLab es siempre individual (responde con tus propias palabras).</w:t>
       </w:r>
     </w:p>
     <w:p>
